--- a/essays/212-Горчак-Дмитрий-Эссе-Кластеры.docx
+++ b/essays/212-Горчак-Дмитрий-Эссе-Кластеры.docx
@@ -1407,7 +1407,7 @@
           <w:sz w:val="24"/>
           <w:shd w:fill="auto" w:val="clear"/>
         </w:rPr>
-        <w:t xml:space="preserve">Стоит отметить и родство с нейронными сетями на радиальных функциях. Такая сеть устроена как набор центров, и каждый центр откликается тем сильнее, чем ближе к нему предъявленный объект; отклик убывает с расстоянием по колоколообразному закону. По сути это тот же кластерный анализ, только вместо жёсткого порога используется плавное убывание, и принадлежность объекта группе оказывается не «да или нет», а числом от нуля до единицы. Центры для такой сети как раз и берут из результатов кластеризации.</w:t>
+        <w:t xml:space="preserve">Близкая к этому конструкция — нейронные сети на радиальных функциях. Такая сеть устроена как набор центров, и каждый центр откликается тем сильнее, чем ближе к нему предъявленный объект; отклик убывает с расстоянием по колоколообразному закону. По сути это тот же кластерный анализ, только вместо жёсткого порога используется плавное убывание, и принадлежность объекта группе оказывается не «да или нет», а числом от нуля до единицы. Центры для такой сети как раз и берут из результатов кластеризации.</w:t>
       </w:r>
     </w:p>
     <w:p>
